--- a/products-storage/08-pto-bez-zamechaniy/41-akt-peredachi-ploshchadki-fronta.docx
+++ b/products-storage/08-pto-bez-zamechaniy/41-akt-peredachi-ploshchadki-fronta.docx
@@ -86,7 +86,7 @@
                 <w:sz w:val="24"/>
                 <w:szCs w:val="24"/>
               </w:rPr>
-              <w:t xml:space="preserve">Это типовые шаблоны для досудебного ответа на претензии заказчика/генподрядчика, а не юридическая консультация и не гарантия того, что претензию снимут. Комплект помогает не согласиться письменно и в срок — пока молчание или акт сверки без оговорок не превратились в согласие.</w:t>
+              <w:t xml:space="preserve">Это типовой шаблон акта передачи фронта работ по договору субподряда, а не юридическая консультация.</w:t>
             </w:r>
           </w:p>
           <w:p>
@@ -112,7 +112,7 @@
                 <w:sz w:val="24"/>
                 <w:szCs w:val="24"/>
               </w:rPr>
-              <w:t xml:space="preserve">Сюда не применять: деньги уже удержаны или списаны — возврат удержанного это другой комплект и другая работа; в картотеке арбитражных дел есть дело о банкротстве стороны; спор уже передан в суд; в претензии есть ссылки на проверки государственных органов или признаки уголовного дела. В этих случаях типовой текст создаёт ложную уверенность — к юристу до отправки.</w:t>
+              <w:t xml:space="preserve">Сюда не применять: в картотеке арбитражных дел есть дело о банкротстве стороны; спор уже передан в суд. В этих случаях типовой текст создаёт ложную уверенность — к юристу до отправки.</w:t>
             </w:r>
           </w:p>
           <w:p>
